--- a/The EOI Campaign.docx
+++ b/The EOI Campaign.docx
@@ -67,12 +67,15 @@
       </w:pPr>
       <w:r>
         <w:rPr>
-          <w:rFonts w:ascii="Times New Roman" w:eastAsia="Times New Roman" w:hAnsi="Times New Roman" w:cs="Times New Roman"/>
           <w:noProof/>
-          <w:kern w:val="0"/>
-        </w:rPr>
-        <w:pict w14:anchorId="37989C70">
-          <v:rect id="_x0000_i1049" alt="" style="width:468pt;height:.05pt;mso-width-percent:0;mso-height-percent:0;mso-width-percent:0;mso-height-percent:0" o:hralign="center" o:hrstd="t" o:hr="t" fillcolor="#a0a0a0" stroked="f"/>
+        </w:rPr>
+      </w:r>
+      <w:r>
+        <w:pict w14:anchorId="414015BB">
+          <v:rect id="Horizontal Line 1" o:spid="_x0000_s1034" style="width:468pt;height:.1pt;visibility:visible;mso-wrap-style:square;mso-left-percent:-10001;mso-top-percent:-10001;mso-position-horizontal:absolute;mso-position-horizontal-relative:char;mso-position-vertical:absolute;mso-position-vertical-relative:line;mso-left-percent:-10001;mso-top-percent:-10001;v-text-anchor:top" o:gfxdata="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" filled="f">
+            <o:lock v:ext="edit" rotation="t" aspectratio="t" verticies="t" text="t" shapetype="t"/>
+            <w10:anchorlock/>
+          </v:rect>
         </w:pict>
       </w:r>
     </w:p>
@@ -168,12 +171,15 @@
       </w:pPr>
       <w:r>
         <w:rPr>
-          <w:rFonts w:ascii="Times New Roman" w:eastAsia="Times New Roman" w:hAnsi="Times New Roman" w:cs="Times New Roman"/>
           <w:noProof/>
-          <w:kern w:val="0"/>
-        </w:rPr>
-        <w:pict w14:anchorId="62664293">
-          <v:rect id="_x0000_i1048" alt="" style="width:468pt;height:.05pt;mso-width-percent:0;mso-height-percent:0;mso-width-percent:0;mso-height-percent:0" o:hralign="center" o:hrstd="t" o:hr="t" fillcolor="#a0a0a0" stroked="f"/>
+        </w:rPr>
+      </w:r>
+      <w:r>
+        <w:pict w14:anchorId="18EE649B">
+          <v:rect id="Horizontal Line 2" o:spid="_x0000_s1033" style="width:468pt;height:.1pt;visibility:visible;mso-wrap-style:square;mso-left-percent:-10001;mso-top-percent:-10001;mso-position-horizontal:absolute;mso-position-horizontal-relative:char;mso-position-vertical:absolute;mso-position-vertical-relative:line;mso-left-percent:-10001;mso-top-percent:-10001;v-text-anchor:top" o:gfxdata="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" filled="f">
+            <o:lock v:ext="edit" rotation="t" aspectratio="t" verticies="t" text="t" shapetype="t"/>
+            <w10:anchorlock/>
+          </v:rect>
         </w:pict>
       </w:r>
     </w:p>
@@ -244,12 +250,15 @@
       </w:pPr>
       <w:r>
         <w:rPr>
-          <w:rFonts w:ascii="Times New Roman" w:eastAsia="Times New Roman" w:hAnsi="Times New Roman" w:cs="Times New Roman"/>
           <w:noProof/>
-          <w:kern w:val="0"/>
-        </w:rPr>
-        <w:pict w14:anchorId="3129630A">
-          <v:rect id="_x0000_i1047" alt="" style="width:468pt;height:.05pt;mso-width-percent:0;mso-height-percent:0;mso-width-percent:0;mso-height-percent:0" o:hralign="center" o:hrstd="t" o:hr="t" fillcolor="#a0a0a0" stroked="f"/>
+        </w:rPr>
+      </w:r>
+      <w:r>
+        <w:pict w14:anchorId="66FABB5C">
+          <v:rect id="Horizontal Line 3" o:spid="_x0000_s1032" style="width:468pt;height:.1pt;visibility:visible;mso-wrap-style:square;mso-left-percent:-10001;mso-top-percent:-10001;mso-position-horizontal:absolute;mso-position-horizontal-relative:char;mso-position-vertical:absolute;mso-position-vertical-relative:line;mso-left-percent:-10001;mso-top-percent:-10001;v-text-anchor:top" o:gfxdata="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" filled="f">
+            <o:lock v:ext="edit" rotation="t" aspectratio="t" verticies="t" text="t" shapetype="t"/>
+            <w10:anchorlock/>
+          </v:rect>
         </w:pict>
       </w:r>
     </w:p>
@@ -398,12 +407,15 @@
       </w:pPr>
       <w:r>
         <w:rPr>
-          <w:rFonts w:ascii="Times New Roman" w:eastAsia="Times New Roman" w:hAnsi="Times New Roman" w:cs="Times New Roman"/>
           <w:noProof/>
-          <w:kern w:val="0"/>
-        </w:rPr>
-        <w:pict w14:anchorId="57137A2F">
-          <v:rect id="_x0000_i1046" alt="" style="width:468pt;height:.05pt;mso-width-percent:0;mso-height-percent:0;mso-width-percent:0;mso-height-percent:0" o:hralign="center" o:hrstd="t" o:hr="t" fillcolor="#a0a0a0" stroked="f"/>
+        </w:rPr>
+      </w:r>
+      <w:r>
+        <w:pict w14:anchorId="760286B3">
+          <v:rect id="Horizontal Line 4" o:spid="_x0000_s1031" style="width:468pt;height:.1pt;visibility:visible;mso-wrap-style:square;mso-left-percent:-10001;mso-top-percent:-10001;mso-position-horizontal:absolute;mso-position-horizontal-relative:char;mso-position-vertical:absolute;mso-position-vertical-relative:line;mso-left-percent:-10001;mso-top-percent:-10001;v-text-anchor:top" o:gfxdata="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" filled="f">
+            <o:lock v:ext="edit" rotation="t" aspectratio="t" verticies="t" text="t" shapetype="t"/>
+            <w10:anchorlock/>
+          </v:rect>
         </w:pict>
       </w:r>
     </w:p>
@@ -559,12 +571,15 @@
       </w:pPr>
       <w:r>
         <w:rPr>
-          <w:rFonts w:ascii="Times New Roman" w:eastAsia="Times New Roman" w:hAnsi="Times New Roman" w:cs="Times New Roman"/>
           <w:noProof/>
-          <w:kern w:val="0"/>
-        </w:rPr>
-        <w:pict w14:anchorId="59494918">
-          <v:rect id="_x0000_i1045" alt="" style="width:468pt;height:.05pt;mso-width-percent:0;mso-height-percent:0;mso-width-percent:0;mso-height-percent:0" o:hralign="center" o:hrstd="t" o:hr="t" fillcolor="#a0a0a0" stroked="f"/>
+        </w:rPr>
+      </w:r>
+      <w:r>
+        <w:pict w14:anchorId="28949345">
+          <v:rect id="Horizontal Line 5" o:spid="_x0000_s1030" style="width:468pt;height:.1pt;visibility:visible;mso-wrap-style:square;mso-left-percent:-10001;mso-top-percent:-10001;mso-position-horizontal:absolute;mso-position-horizontal-relative:char;mso-position-vertical:absolute;mso-position-vertical-relative:line;mso-left-percent:-10001;mso-top-percent:-10001;v-text-anchor:top" o:gfxdata="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" filled="f">
+            <o:lock v:ext="edit" rotation="t" aspectratio="t" verticies="t" text="t" shapetype="t"/>
+            <w10:anchorlock/>
+          </v:rect>
         </w:pict>
       </w:r>
     </w:p>
@@ -889,12 +904,15 @@
       </w:pPr>
       <w:r>
         <w:rPr>
-          <w:rFonts w:ascii="Times New Roman" w:eastAsia="Times New Roman" w:hAnsi="Times New Roman" w:cs="Times New Roman"/>
           <w:noProof/>
-          <w:kern w:val="0"/>
-        </w:rPr>
-        <w:pict w14:anchorId="5FE04525">
-          <v:rect id="_x0000_i1044" alt="" style="width:468pt;height:.05pt;mso-width-percent:0;mso-height-percent:0;mso-width-percent:0;mso-height-percent:0" o:hralign="center" o:hrstd="t" o:hr="t" fillcolor="#a0a0a0" stroked="f"/>
+        </w:rPr>
+      </w:r>
+      <w:r>
+        <w:pict w14:anchorId="175FBFB8">
+          <v:rect id="Horizontal Line 11" o:spid="_x0000_s1029" style="width:468pt;height:.1pt;visibility:visible;mso-wrap-style:square;mso-left-percent:-10001;mso-top-percent:-10001;mso-position-horizontal:absolute;mso-position-horizontal-relative:char;mso-position-vertical:absolute;mso-position-vertical-relative:line;mso-left-percent:-10001;mso-top-percent:-10001;v-text-anchor:top" o:gfxdata="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" filled="f">
+            <o:lock v:ext="edit" rotation="t" aspectratio="t" verticies="t" text="t" shapetype="t"/>
+            <w10:anchorlock/>
+          </v:rect>
         </w:pict>
       </w:r>
     </w:p>
@@ -966,11 +984,11 @@
       <w:r>
         <w:rPr>
           <w:rFonts w:ascii="Times New Roman" w:eastAsia="Times New Roman" w:hAnsi="Times New Roman" w:cs="Times New Roman"/>
-          <w:kern w:val="0"/>
-          <w14:ligatures w14:val="none"/>
-        </w:rPr>
-        <w:pict w14:anchorId="7A7615BA">
-          <v:rect id="_x0000_i1036" style="width:0;height:1.5pt" o:hralign="center" o:hrstd="t" o:hr="t" fillcolor="#a0a0a0" stroked="f"/>
+          <w:noProof/>
+          <w:kern w:val="0"/>
+        </w:rPr>
+        <w:pict w14:anchorId="255BC11F">
+          <v:rect id="_x0000_i1032" alt="" style="width:468pt;height:.05pt;mso-width-percent:0;mso-height-percent:0;mso-width-percent:0;mso-height-percent:0" o:hralign="center" o:hrstd="t" o:hr="t" fillcolor="#a0a0a0" stroked="f"/>
         </w:pict>
       </w:r>
     </w:p>
@@ -1365,11 +1383,11 @@
       <w:r>
         <w:rPr>
           <w:rFonts w:ascii="Times New Roman" w:eastAsia="Times New Roman" w:hAnsi="Times New Roman" w:cs="Times New Roman"/>
-          <w:kern w:val="0"/>
-          <w14:ligatures w14:val="none"/>
-        </w:rPr>
-        <w:pict w14:anchorId="1F2C7EE7">
-          <v:rect id="_x0000_i1037" style="width:0;height:1.5pt" o:hralign="center" o:hrstd="t" o:hr="t" fillcolor="#a0a0a0" stroked="f"/>
+          <w:noProof/>
+          <w:kern w:val="0"/>
+        </w:rPr>
+        <w:pict w14:anchorId="7A65A187">
+          <v:rect id="_x0000_i1031" alt="" style="width:468pt;height:.05pt;mso-width-percent:0;mso-height-percent:0;mso-width-percent:0;mso-height-percent:0" o:hralign="center" o:hrstd="t" o:hr="t" fillcolor="#a0a0a0" stroked="f"/>
         </w:pict>
       </w:r>
     </w:p>
@@ -1446,11 +1464,11 @@
       <w:r>
         <w:rPr>
           <w:rFonts w:ascii="Times New Roman" w:eastAsia="Times New Roman" w:hAnsi="Times New Roman" w:cs="Times New Roman"/>
-          <w:kern w:val="0"/>
-          <w14:ligatures w14:val="none"/>
-        </w:rPr>
-        <w:pict w14:anchorId="090D20D7">
-          <v:rect id="_x0000_i1038" style="width:0;height:1.5pt" o:hralign="center" o:hrstd="t" o:hr="t" fillcolor="#a0a0a0" stroked="f"/>
+          <w:noProof/>
+          <w:kern w:val="0"/>
+        </w:rPr>
+        <w:pict w14:anchorId="74406421">
+          <v:rect id="_x0000_i1030" alt="" style="width:468pt;height:.05pt;mso-width-percent:0;mso-height-percent:0;mso-width-percent:0;mso-height-percent:0" o:hralign="center" o:hrstd="t" o:hr="t" fillcolor="#a0a0a0" stroked="f"/>
         </w:pict>
       </w:r>
     </w:p>
@@ -1612,11 +1630,11 @@
       <w:r>
         <w:rPr>
           <w:rFonts w:ascii="Times New Roman" w:eastAsia="Times New Roman" w:hAnsi="Times New Roman" w:cs="Times New Roman"/>
-          <w:kern w:val="0"/>
-          <w14:ligatures w14:val="none"/>
-        </w:rPr>
-        <w:pict w14:anchorId="57B17F11">
-          <v:rect id="_x0000_i1039" style="width:0;height:1.5pt" o:hralign="center" o:hrstd="t" o:hr="t" fillcolor="#a0a0a0" stroked="f"/>
+          <w:noProof/>
+          <w:kern w:val="0"/>
+        </w:rPr>
+        <w:pict w14:anchorId="5E9729E1">
+          <v:rect id="_x0000_i1029" alt="" style="width:468pt;height:.05pt;mso-width-percent:0;mso-height-percent:0;mso-width-percent:0;mso-height-percent:0" o:hralign="center" o:hrstd="t" o:hr="t" fillcolor="#a0a0a0" stroked="f"/>
         </w:pict>
       </w:r>
     </w:p>
@@ -1779,11 +1797,11 @@
       <w:r>
         <w:rPr>
           <w:rFonts w:ascii="Times New Roman" w:eastAsia="Times New Roman" w:hAnsi="Times New Roman" w:cs="Times New Roman"/>
-          <w:kern w:val="0"/>
-          <w14:ligatures w14:val="none"/>
-        </w:rPr>
-        <w:pict w14:anchorId="4F649A66">
-          <v:rect id="_x0000_i1040" style="width:0;height:1.5pt" o:hralign="center" o:hrstd="t" o:hr="t" fillcolor="#a0a0a0" stroked="f"/>
+          <w:noProof/>
+          <w:kern w:val="0"/>
+        </w:rPr>
+        <w:pict w14:anchorId="7D9AA364">
+          <v:rect id="_x0000_i1028" alt="" style="width:468pt;height:.05pt;mso-width-percent:0;mso-height-percent:0;mso-width-percent:0;mso-height-percent:0" o:hralign="center" o:hrstd="t" o:hr="t" fillcolor="#a0a0a0" stroked="f"/>
         </w:pict>
       </w:r>
     </w:p>
@@ -1980,12 +1998,15 @@
       </w:pPr>
       <w:r>
         <w:rPr>
-          <w:rFonts w:ascii="Times New Roman" w:eastAsia="Times New Roman" w:hAnsi="Times New Roman" w:cs="Times New Roman"/>
           <w:noProof/>
-          <w:kern w:val="0"/>
-        </w:rPr>
-        <w:pict w14:anchorId="35645F9D">
-          <v:rect id="_x0000_i1043" alt="" style="width:468pt;height:.05pt;mso-width-percent:0;mso-height-percent:0;mso-width-percent:0;mso-height-percent:0" o:hralign="center" o:hrstd="t" o:hr="t" fillcolor="#a0a0a0" stroked="f"/>
+        </w:rPr>
+      </w:r>
+      <w:r>
+        <w:pict w14:anchorId="1B636146">
+          <v:rect id="Horizontal Line 17" o:spid="_x0000_s1028" style="width:468pt;height:.1pt;visibility:visible;mso-wrap-style:square;mso-left-percent:-10001;mso-top-percent:-10001;mso-position-horizontal:absolute;mso-position-horizontal-relative:char;mso-position-vertical:absolute;mso-position-vertical-relative:line;mso-left-percent:-10001;mso-top-percent:-10001;v-text-anchor:top" o:gfxdata="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" filled="f">
+            <o:lock v:ext="edit" rotation="t" aspectratio="t" verticies="t" text="t" shapetype="t"/>
+            <w10:anchorlock/>
+          </v:rect>
         </w:pict>
       </w:r>
     </w:p>
@@ -2165,12 +2186,15 @@
       </w:pPr>
       <w:r>
         <w:rPr>
-          <w:rFonts w:ascii="Times New Roman" w:eastAsia="Times New Roman" w:hAnsi="Times New Roman" w:cs="Times New Roman"/>
           <w:noProof/>
-          <w:kern w:val="0"/>
-        </w:rPr>
-        <w:pict w14:anchorId="7B4B92AD">
-          <v:rect id="_x0000_i1042" alt="" style="width:468pt;height:.05pt;mso-width-percent:0;mso-height-percent:0;mso-width-percent:0;mso-height-percent:0" o:hralign="center" o:hrstd="t" o:hr="t" fillcolor="#a0a0a0" stroked="f"/>
+        </w:rPr>
+      </w:r>
+      <w:r>
+        <w:pict w14:anchorId="34D74744">
+          <v:rect id="Horizontal Line 18" o:spid="_x0000_s1027" style="width:468pt;height:.1pt;visibility:visible;mso-wrap-style:square;mso-left-percent:-10001;mso-top-percent:-10001;mso-position-horizontal:absolute;mso-position-horizontal-relative:char;mso-position-vertical:absolute;mso-position-vertical-relative:line;mso-left-percent:-10001;mso-top-percent:-10001;v-text-anchor:top" o:gfxdata="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" filled="f">
+            <o:lock v:ext="edit" rotation="t" aspectratio="t" verticies="t" text="t" shapetype="t"/>
+            <w10:anchorlock/>
+          </v:rect>
         </w:pict>
       </w:r>
     </w:p>
@@ -2331,12 +2355,15 @@
       </w:pPr>
       <w:r>
         <w:rPr>
-          <w:rFonts w:ascii="Times New Roman" w:eastAsia="Times New Roman" w:hAnsi="Times New Roman" w:cs="Times New Roman"/>
           <w:noProof/>
-          <w:kern w:val="0"/>
-        </w:rPr>
-        <w:pict w14:anchorId="58F5BFAB">
-          <v:rect id="_x0000_i1041" alt="" style="width:468pt;height:.05pt;mso-width-percent:0;mso-height-percent:0;mso-width-percent:0;mso-height-percent:0" o:hralign="center" o:hrstd="t" o:hr="t" fillcolor="#a0a0a0" stroked="f"/>
+        </w:rPr>
+      </w:r>
+      <w:r>
+        <w:pict w14:anchorId="0D02EC71">
+          <v:rect id="Horizontal Line 19" o:spid="_x0000_s1026" style="width:468pt;height:.1pt;visibility:visible;mso-wrap-style:square;mso-left-percent:-10001;mso-top-percent:-10001;mso-position-horizontal:absolute;mso-position-horizontal-relative:char;mso-position-vertical:absolute;mso-position-vertical-relative:line;mso-left-percent:-10001;mso-top-percent:-10001;v-text-anchor:top" o:gfxdata="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" filled="f">
+            <o:lock v:ext="edit" rotation="t" aspectratio="t" verticies="t" text="t" shapetype="t"/>
+            <w10:anchorlock/>
+          </v:rect>
         </w:pict>
       </w:r>
     </w:p>
@@ -2477,6 +2504,13 @@
           <w14:ligatures w14:val="none"/>
         </w:rPr>
         <w:t xml:space="preserve"> — The 5 posts above run over 2 weeks. Each one plants a seed. Post 5 closes. The series becomes evergreen content that works without you running it.</w:t>
+      </w:r>
+    </w:p>
+    <w:p/>
+    <w:p/>
+    <w:p>
+      <w:r>
+        <w:t>, uncover the Morrison crest bearing three Moor's heads, and ultimately transform a family symbol into the foundation of Moor Graphix.</w:t>
       </w:r>
     </w:p>
     <w:p/>
